--- a/testakten/insolvenzforderungsanmeldungspruefung-phoenix-solar/04_anmeldung_lieferant_solarteile.docx
+++ b/testakten/insolvenzforderungsanmeldungspruefung-phoenix-solar/04_anmeldung_lieferant_solarteile.docx
@@ -5,78 +5,122 @@
     <w:p>
       <w:pPr>
         <w:pStyle w:val="Heading1"/>
+        <w:spacing w:after="160" w:line="259" w:lineRule="auto"/>
       </w:pPr>
       <w:r>
         <w:rPr>
           <w:rFonts w:ascii="Times New Roman" w:hAnsi="Times New Roman"/>
+          <w:b/>
+          <w:sz w:val="28"/>
         </w:rPr>
         <w:t>Forderungsanmeldung – Solarteile Nord GmbH</w:t>
       </w:r>
     </w:p>
     <w:p>
       <w:pPr>
+        <w:spacing w:before="120" w:after="60" w:line="259" w:lineRule="auto"/>
         <w:jc w:val="left"/>
       </w:pPr>
       <w:r>
         <w:rPr>
-          <w:b/>
+          <w:rFonts w:ascii="Times New Roman" w:hAnsi="Times New Roman"/>
+          <w:b w:val="0"/>
+          <w:i w:val="0"/>
+          <w:sz w:val="22"/>
         </w:rPr>
         <w:t>Aktenzeichen:</w:t>
       </w:r>
       <w:r>
+        <w:rPr>
+          <w:rFonts w:ascii="Times New Roman" w:hAnsi="Times New Roman"/>
+          <w:b w:val="0"/>
+          <w:i w:val="0"/>
+          <w:sz w:val="22"/>
+        </w:rPr>
         <w:t xml:space="preserve"> 35 IN 417/26</w:t>
       </w:r>
     </w:p>
     <w:p>
       <w:pPr>
+        <w:spacing w:before="120" w:after="60" w:line="259" w:lineRule="auto"/>
         <w:jc w:val="left"/>
       </w:pPr>
       <w:r>
         <w:rPr>
+          <w:rFonts w:ascii="Times New Roman" w:hAnsi="Times New Roman"/>
           <w:b/>
+          <w:sz w:val="22"/>
         </w:rPr>
         <w:t>Gläubiger-ID (intern):</w:t>
       </w:r>
       <w:r>
+        <w:rPr>
+          <w:rFonts w:ascii="Times New Roman" w:hAnsi="Times New Roman"/>
+          <w:b/>
+          <w:sz w:val="22"/>
+        </w:rPr>
         <w:t xml:space="preserve"> G001</w:t>
       </w:r>
     </w:p>
     <w:p>
       <w:pPr>
+        <w:spacing w:before="120" w:after="60" w:line="259" w:lineRule="auto"/>
         <w:jc w:val="left"/>
       </w:pPr>
       <w:r>
         <w:rPr>
+          <w:rFonts w:ascii="Times New Roman" w:hAnsi="Times New Roman"/>
           <w:b/>
+          <w:sz w:val="22"/>
         </w:rPr>
         <w:t>Eingang:</w:t>
       </w:r>
       <w:r>
+        <w:rPr>
+          <w:rFonts w:ascii="Times New Roman" w:hAnsi="Times New Roman"/>
+          <w:b/>
+          <w:sz w:val="22"/>
+        </w:rPr>
         <w:t xml:space="preserve"> 2. Mai 2026 (Erstanmeldung), 14. Mai 2026 (Zweiteingang, Dublette)</w:t>
       </w:r>
     </w:p>
     <w:p>
       <w:pPr>
+        <w:spacing w:before="120" w:after="60" w:line="259" w:lineRule="auto"/>
         <w:jc w:val="left"/>
       </w:pPr>
       <w:r>
         <w:rPr>
+          <w:rFonts w:ascii="Times New Roman" w:hAnsi="Times New Roman"/>
           <w:b/>
+          <w:sz w:val="22"/>
         </w:rPr>
         <w:t>Anmeldungstyp:</w:t>
       </w:r>
       <w:r>
+        <w:rPr>
+          <w:rFonts w:ascii="Times New Roman" w:hAnsi="Times New Roman"/>
+          <w:b/>
+          <w:sz w:val="22"/>
+        </w:rPr>
         <w:t xml:space="preserve"> Einfache Insolvenzforderung gemäß § 38 InsO</w:t>
       </w:r>
     </w:p>
-    <w:p/>
+    <w:p>
+      <w:pPr>
+        <w:spacing w:line="259" w:lineRule="auto" w:after="60"/>
+      </w:pPr>
+    </w:p>
     <w:p>
       <w:pPr>
         <w:pStyle w:val="Heading2"/>
+        <w:spacing w:before="120" w:after="60" w:line="259" w:lineRule="auto"/>
       </w:pPr>
       <w:r>
         <w:rPr>
           <w:rFonts w:ascii="Times New Roman" w:hAnsi="Times New Roman"/>
+          <w:b/>
+          <w:sz w:val="22"/>
         </w:rPr>
         <w:t>Rubrum</w:t>
       </w:r>
@@ -341,10 +385,15 @@
         </w:tc>
       </w:tr>
     </w:tbl>
-    <w:p/>
+    <w:p>
+      <w:pPr>
+        <w:spacing w:line="259" w:lineRule="auto" w:after="60"/>
+      </w:pPr>
+    </w:p>
     <w:p>
       <w:pPr>
         <w:pStyle w:val="Heading2"/>
+        <w:spacing w:line="259" w:lineRule="auto" w:after="60"/>
       </w:pPr>
       <w:r>
         <w:rPr>
@@ -1336,6 +1385,7 @@
     </w:tbl>
     <w:p>
       <w:pPr>
+        <w:spacing w:line="259" w:lineRule="auto" w:after="60"/>
         <w:jc w:val="left"/>
       </w:pPr>
       <w:r>
@@ -1362,6 +1412,7 @@
     </w:p>
     <w:p>
       <w:pPr>
+        <w:spacing w:line="259" w:lineRule="auto" w:after="60"/>
         <w:jc w:val="left"/>
       </w:pPr>
       <w:r>
@@ -1374,10 +1425,15 @@
         <w:t xml:space="preserve"> (Hauptforderung 28.450,20 EUR + Zinsen 42,00 EUR).</w:t>
       </w:r>
     </w:p>
-    <w:p/>
+    <w:p>
+      <w:pPr>
+        <w:spacing w:line="259" w:lineRule="auto" w:after="60"/>
+      </w:pPr>
+    </w:p>
     <w:p>
       <w:pPr>
         <w:pStyle w:val="Heading2"/>
+        <w:spacing w:line="259" w:lineRule="auto" w:after="60"/>
       </w:pPr>
       <w:r>
         <w:rPr>
@@ -1388,6 +1444,7 @@
     </w:p>
     <w:p>
       <w:pPr>
+        <w:spacing w:line="259" w:lineRule="auto" w:after="60"/>
         <w:jc w:val="left"/>
       </w:pPr>
       <w:r>
@@ -1396,6 +1453,7 @@
     </w:p>
     <w:p>
       <w:pPr>
+        <w:spacing w:line="259" w:lineRule="auto" w:after="60"/>
         <w:jc w:val="left"/>
       </w:pPr>
       <w:r>
@@ -1404,6 +1462,7 @@
     </w:p>
     <w:p>
       <w:pPr>
+        <w:spacing w:line="259" w:lineRule="auto" w:after="60"/>
         <w:jc w:val="left"/>
       </w:pPr>
       <w:r>
@@ -1413,6 +1472,7 @@
     <w:p>
       <w:pPr>
         <w:pStyle w:val="Heading3"/>
+        <w:spacing w:line="259" w:lineRule="auto" w:after="60"/>
       </w:pPr>
       <w:r>
         <w:rPr>
@@ -1423,6 +1483,7 @@
     </w:p>
     <w:p>
       <w:pPr>
+        <w:spacing w:line="259" w:lineRule="auto" w:after="60"/>
         <w:jc w:val="left"/>
       </w:pPr>
       <w:r>
@@ -1431,16 +1492,22 @@
     </w:p>
     <w:p>
       <w:pPr>
+        <w:spacing w:line="259" w:lineRule="auto" w:after="60"/>
         <w:jc w:val="left"/>
       </w:pPr>
       <w:r>
         <w:t>Der Insolvenzverwalter hat die Kontoauszüge der Schuldnerin zu prüfen und festzustellen, ob ein Zahlungsabfluss aus dem Schuldnervermögen auf diesen Rechnungsbetrag erfolgt ist.</w:t>
       </w:r>
     </w:p>
-    <w:p/>
+    <w:p>
+      <w:pPr>
+        <w:spacing w:line="259" w:lineRule="auto" w:after="60"/>
+      </w:pPr>
+    </w:p>
     <w:p>
       <w:pPr>
         <w:pStyle w:val="Heading2"/>
+        <w:spacing w:line="259" w:lineRule="auto" w:after="60"/>
       </w:pPr>
       <w:r>
         <w:rPr>
@@ -1451,6 +1518,7 @@
     </w:p>
     <w:p>
       <w:pPr>
+        <w:spacing w:line="259" w:lineRule="auto" w:after="60"/>
         <w:jc w:val="left"/>
       </w:pPr>
       <w:r>
@@ -1468,16 +1536,22 @@
     </w:p>
     <w:p>
       <w:pPr>
+        <w:spacing w:line="259" w:lineRule="auto" w:after="60"/>
         <w:jc w:val="left"/>
       </w:pPr>
       <w:r>
         <w:t>Ein Aussonderungsrecht gemäß § 47 InsO wird für den nicht verbauten Teil des Warenlagers angekündigt; der genaue Bestand wird nach Abstimmung mit dem Insolvenzverwalter beziffert. Die Forderungsanmeldung umfasst vorerst den gesamten Rechnungsbetrag, da die Aussonderungsmasse noch nicht feststeht.</w:t>
       </w:r>
     </w:p>
-    <w:p/>
+    <w:p>
+      <w:pPr>
+        <w:spacing w:line="259" w:lineRule="auto" w:after="60"/>
+      </w:pPr>
+    </w:p>
     <w:p>
       <w:pPr>
         <w:pStyle w:val="Heading2"/>
+        <w:spacing w:line="259" w:lineRule="auto" w:after="60"/>
       </w:pPr>
       <w:r>
         <w:rPr>
@@ -1653,16 +1727,22 @@
     </w:tbl>
     <w:p>
       <w:pPr>
+        <w:spacing w:line="259" w:lineRule="auto" w:after="60"/>
         <w:jc w:val="left"/>
       </w:pPr>
       <w:r>
         <w:t>Zinsen für die weiteren Rechnungen werden nicht gesondert geltend gemacht, da der Zahlungsverzug für Rechnungen SN-2026-014 und -015 erst kurz vor Eröffnung eingetreten ist und der kalkulierte Zinsbetrag unterhalb der Anhängekosten liegt.</w:t>
       </w:r>
     </w:p>
-    <w:p/>
+    <w:p>
+      <w:pPr>
+        <w:spacing w:line="259" w:lineRule="auto" w:after="60"/>
+      </w:pPr>
+    </w:p>
     <w:p>
       <w:pPr>
         <w:pStyle w:val="Heading2"/>
+        <w:spacing w:line="259" w:lineRule="auto" w:after="60"/>
       </w:pPr>
       <w:r>
         <w:rPr>
@@ -1673,6 +1753,7 @@
     </w:p>
     <w:p>
       <w:pPr>
+        <w:spacing w:line="259" w:lineRule="auto" w:after="60"/>
         <w:jc w:val="left"/>
       </w:pPr>
       <w:r>
@@ -1682,6 +1763,7 @@
     <w:p>
       <w:pPr>
         <w:pStyle w:val="ListNumber"/>
+        <w:spacing w:line="259" w:lineRule="auto" w:after="60"/>
       </w:pPr>
       <w:r>
         <w:rPr>
@@ -1705,6 +1787,7 @@
     <w:p>
       <w:pPr>
         <w:pStyle w:val="ListNumber"/>
+        <w:spacing w:line="259" w:lineRule="auto" w:after="60"/>
       </w:pPr>
       <w:r>
         <w:rPr>
@@ -1719,6 +1802,7 @@
     <w:p>
       <w:pPr>
         <w:pStyle w:val="ListNumber"/>
+        <w:spacing w:line="259" w:lineRule="auto" w:after="60"/>
       </w:pPr>
       <w:r>
         <w:rPr>
@@ -1733,6 +1817,7 @@
     <w:p>
       <w:pPr>
         <w:pStyle w:val="ListNumber"/>
+        <w:spacing w:line="259" w:lineRule="auto" w:after="60"/>
       </w:pPr>
       <w:r>
         <w:rPr>
@@ -1747,6 +1832,7 @@
     <w:p>
       <w:pPr>
         <w:pStyle w:val="ListNumber"/>
+        <w:spacing w:line="259" w:lineRule="auto" w:after="60"/>
       </w:pPr>
       <w:r>
         <w:rPr>
@@ -1761,6 +1847,7 @@
     <w:p>
       <w:pPr>
         <w:pStyle w:val="ListNumber"/>
+        <w:spacing w:line="259" w:lineRule="auto" w:after="60"/>
       </w:pPr>
       <w:r>
         <w:rPr>
@@ -1774,6 +1861,7 @@
     </w:p>
     <w:p>
       <w:pPr>
+        <w:spacing w:line="259" w:lineRule="auto" w:after="60"/>
         <w:jc w:val="left"/>
       </w:pPr>
       <w:r>
@@ -1788,6 +1876,7 @@
     </w:p>
     <w:p>
       <w:pPr>
+        <w:spacing w:line="259" w:lineRule="auto" w:after="60"/>
         <w:jc w:val="left"/>
       </w:pPr>
       <w:r>
@@ -1800,10 +1889,15 @@
         <w:t xml:space="preserve"> 4.200,00 EUR (Rechnung SN-2026-016).</w:t>
       </w:r>
     </w:p>
-    <w:p/>
+    <w:p>
+      <w:pPr>
+        <w:spacing w:line="259" w:lineRule="auto" w:after="60"/>
+      </w:pPr>
+    </w:p>
     <w:p>
       <w:pPr>
         <w:pStyle w:val="Heading2"/>
+        <w:spacing w:line="259" w:lineRule="auto" w:after="60"/>
       </w:pPr>
       <w:r>
         <w:rPr>
@@ -1814,6 +1908,7 @@
     </w:p>
     <w:p>
       <w:pPr>
+        <w:spacing w:line="259" w:lineRule="auto" w:after="60"/>
         <w:jc w:val="left"/>
       </w:pPr>
       <w:r>
@@ -1831,16 +1926,22 @@
     </w:p>
     <w:p>
       <w:pPr>
+        <w:spacing w:line="259" w:lineRule="auto" w:after="60"/>
         <w:jc w:val="left"/>
       </w:pPr>
       <w:r>
         <w:t>Da die Schuldnerin kein Vollstreckungstitel des Gläubigers hat, trägt die Solarteile Nord GmbH die Feststellungsklage gegen den widersprechenden Schuldner (§ 184 InsO). Frist gemäß § 189 InsO: 12 Wochen ab Prüfungstermin.</w:t>
       </w:r>
     </w:p>
-    <w:p/>
+    <w:p>
+      <w:pPr>
+        <w:spacing w:line="259" w:lineRule="auto" w:after="60"/>
+      </w:pPr>
+    </w:p>
     <w:p>
       <w:pPr>
         <w:pStyle w:val="Heading2"/>
+        <w:spacing w:line="259" w:lineRule="auto" w:after="60"/>
       </w:pPr>
       <w:r>
         <w:rPr>
@@ -1852,6 +1953,7 @@
     <w:p>
       <w:pPr>
         <w:pStyle w:val="ListBullet"/>
+        <w:spacing w:line="259" w:lineRule="auto" w:after="60"/>
       </w:pPr>
       <w:r>
         <w:rPr>
@@ -1866,6 +1968,7 @@
     <w:p>
       <w:pPr>
         <w:pStyle w:val="ListBullet"/>
+        <w:spacing w:line="259" w:lineRule="auto" w:after="60"/>
       </w:pPr>
       <w:r>
         <w:rPr>
@@ -1880,6 +1983,7 @@
     <w:p>
       <w:pPr>
         <w:pStyle w:val="ListBullet"/>
+        <w:spacing w:line="259" w:lineRule="auto" w:after="60"/>
       </w:pPr>
       <w:r>
         <w:rPr>
@@ -1894,6 +1998,7 @@
     <w:p>
       <w:pPr>
         <w:pStyle w:val="ListBullet"/>
+        <w:spacing w:line="259" w:lineRule="auto" w:after="60"/>
       </w:pPr>
       <w:r>
         <w:rPr>
@@ -1908,6 +2013,7 @@
     <w:p>
       <w:pPr>
         <w:pStyle w:val="ListBullet"/>
+        <w:spacing w:line="259" w:lineRule="auto" w:after="60"/>
       </w:pPr>
       <w:r>
         <w:rPr>
@@ -1922,6 +2028,7 @@
     <w:p>
       <w:pPr>
         <w:pStyle w:val="ListBullet"/>
+        <w:spacing w:line="259" w:lineRule="auto" w:after="60"/>
       </w:pPr>
       <w:r>
         <w:rPr>
@@ -1934,13 +2041,58 @@
       </w:r>
     </w:p>
     <w:sectPr>
+      <w:headerReference w:type="default" r:id="rId9"/>
+      <w:footerReference w:type="default" r:id="rId10"/>
       <w:pgSz w:w="11906" w:h="16838"/>
-      <w:pgMar w:top="1417" w:right="1417" w:bottom="1417" w:left="1417" w:header="720" w:footer="720" w:gutter="0"/>
+      <w:pgMar w:top="1191" w:right="1247" w:bottom="1134" w:left="1361" w:header="720" w:footer="720" w:gutter="0"/>
       <w:cols w:space="720"/>
       <w:docGrid w:linePitch="360"/>
     </w:sectPr>
   </w:body>
 </w:document>
+</file>
+
+<file path=word/footer1.xml><?xml version="1.0" encoding="utf-8"?>
+<w:ftr xmlns:m="http://schemas.openxmlformats.org/officeDocument/2006/math" xmlns:mc="http://schemas.openxmlformats.org/markup-compatibility/2006" xmlns:mo="http://schemas.microsoft.com/office/mac/office/2008/main" xmlns:mv="urn:schemas-microsoft-com:mac:vml" xmlns:o="urn:schemas-microsoft-com:office:office" xmlns:r="http://schemas.openxmlformats.org/officeDocument/2006/relationships" xmlns:v="urn:schemas-microsoft-com:vml" xmlns:w10="urn:schemas-microsoft-com:office:word" xmlns:w14="http://schemas.microsoft.com/office/word/2010/wordml" xmlns:w="http://schemas.openxmlformats.org/wordprocessingml/2006/main" xmlns:wne="http://schemas.microsoft.com/office/word/2006/wordml" xmlns:wp14="http://schemas.microsoft.com/office/word/2010/wordprocessingDrawing" xmlns:wp="http://schemas.openxmlformats.org/drawingml/2006/wordprocessingDrawing" xmlns:wpc="http://schemas.microsoft.com/office/word/2010/wordprocessingCanvas" xmlns:wpg="http://schemas.microsoft.com/office/word/2010/wordprocessingGroup" xmlns:wpi="http://schemas.microsoft.com/office/word/2010/wordprocessingInk" xmlns:wps="http://schemas.microsoft.com/office/word/2010/wordprocessingShape" mc:Ignorable="w14 wp14">
+  <w:p>
+    <w:pPr>
+      <w:pStyle w:val="Footer"/>
+      <w:jc w:val="left"/>
+    </w:pPr>
+    <w:r/>
+    <w:r>
+      <w:rPr>
+        <w:rFonts w:ascii="Times New Roman" w:hAnsi="Times New Roman"/>
+        <w:b w:val="0"/>
+        <w:color w:val="777777"/>
+        <w:sz w:val="17"/>
+      </w:rPr>
+      <w:t>Vertraulich | Bearbeitungsstand Juli 2026 | nur zur Aktenbearbeitung</w:t>
+    </w:r>
+  </w:p>
+</w:ftr>
+</file>
+
+<file path=word/header1.xml><?xml version="1.0" encoding="utf-8"?>
+<w:hdr xmlns:m="http://schemas.openxmlformats.org/officeDocument/2006/math" xmlns:mc="http://schemas.openxmlformats.org/markup-compatibility/2006" xmlns:mo="http://schemas.microsoft.com/office/mac/office/2008/main" xmlns:mv="urn:schemas-microsoft-com:mac:vml" xmlns:o="urn:schemas-microsoft-com:office:office" xmlns:r="http://schemas.openxmlformats.org/officeDocument/2006/relationships" xmlns:v="urn:schemas-microsoft-com:vml" xmlns:w10="urn:schemas-microsoft-com:office:word" xmlns:w14="http://schemas.microsoft.com/office/word/2010/wordml" xmlns:w="http://schemas.openxmlformats.org/wordprocessingml/2006/main" xmlns:wne="http://schemas.microsoft.com/office/word/2006/wordml" xmlns:wp14="http://schemas.microsoft.com/office/word/2010/wordprocessingDrawing" xmlns:wp="http://schemas.openxmlformats.org/drawingml/2006/wordprocessingDrawing" xmlns:wpc="http://schemas.microsoft.com/office/word/2010/wordprocessingCanvas" xmlns:wpg="http://schemas.microsoft.com/office/word/2010/wordprocessingGroup" xmlns:wpi="http://schemas.microsoft.com/office/word/2010/wordprocessingInk" xmlns:wps="http://schemas.microsoft.com/office/word/2010/wordprocessingShape" mc:Ignorable="w14 wp14">
+  <w:p>
+    <w:pPr>
+      <w:pStyle w:val="Header"/>
+      <w:jc w:val="left"/>
+    </w:pPr>
+    <w:r/>
+    <w:r>
+      <w:rPr>
+        <w:rFonts w:ascii="Times New Roman" w:hAnsi="Times New Roman"/>
+        <w:b w:val="0"/>
+        <w:i w:val="0"/>
+        <w:color w:val="666666"/>
+        <w:sz w:val="17"/>
+      </w:rPr>
+      <w:t>Lindenhof und Partner mbB | Insolvenz- und Restrukturierungsakte | Bearbeitungsstand Juli 2026</w:t>
+    </w:r>
+  </w:p>
+</w:hdr>
 </file>
 
 <file path=word/numbering.xml><?xml version="1.0" encoding="utf-8"?>
@@ -2657,11 +2809,12 @@
       <w:contextualSpacing/>
     </w:pPr>
     <w:rPr>
-      <w:rFonts w:asciiTheme="majorHAnsi" w:eastAsiaTheme="majorEastAsia" w:hAnsiTheme="majorHAnsi" w:cstheme="majorBidi"/>
+      <w:rFonts w:asciiTheme="majorHAnsi" w:eastAsiaTheme="majorEastAsia" w:hAnsiTheme="majorHAnsi" w:cstheme="majorBidi" w:ascii="Times New Roman" w:hAnsi="Times New Roman"/>
+      <w:b/>
       <w:color w:val="17365D" w:themeColor="text2" w:themeShade="BF"/>
       <w:spacing w:val="5"/>
       <w:kern w:val="28"/>
-      <w:sz w:val="52"/>
+      <w:sz w:val="30"/>
       <w:szCs w:val="52"/>
     </w:rPr>
   </w:style>
